--- a/Selenium_WebDriver/reports/Medical_History_Test_Report.docx
+++ b/Selenium_WebDriver/reports/Medical_History_Test_Report.docx
@@ -28,7 +28,7 @@
           <w:color w:val="000000"/>
           <w:sz w:val="26"/>
         </w:rPr>
-        <w:t>Thời gian tạo báo cáo: 07/09/2026 19:12:20</w:t>
+        <w:t>Thời gian tạo báo cáo: 14/09/2026 19:39:37</w:t>
       </w:r>
     </w:p>
     <w:p/>
@@ -410,7 +410,7 @@
                 <w:color w:val="000000"/>
                 <w:sz w:val="26"/>
               </w:rPr>
-              <w:t>07/09/2026 19:04:46</w:t>
+              <w:t>14/09/2026 19:31:35</w:t>
             </w:r>
           </w:p>
         </w:tc>
@@ -425,7 +425,7 @@
                 <w:color w:val="000000"/>
                 <w:sz w:val="26"/>
               </w:rPr>
-              <w:t>11.14</w:t>
+              <w:t>11.88</w:t>
             </w:r>
           </w:p>
         </w:tc>
@@ -500,7 +500,7 @@
                 <w:color w:val="000000"/>
                 <w:sz w:val="26"/>
               </w:rPr>
-              <w:t>07/09/2026 19:05:03</w:t>
+              <w:t>14/09/2026 19:31:52</w:t>
             </w:r>
           </w:p>
         </w:tc>
@@ -515,7 +515,7 @@
                 <w:color w:val="000000"/>
                 <w:sz w:val="26"/>
               </w:rPr>
-              <w:t>13.68</w:t>
+              <w:t>14.10</w:t>
             </w:r>
           </w:p>
         </w:tc>
@@ -590,7 +590,7 @@
                 <w:color w:val="000000"/>
                 <w:sz w:val="26"/>
               </w:rPr>
-              <w:t>07/09/2026 19:05:22</w:t>
+              <w:t>14/09/2026 19:32:11</w:t>
             </w:r>
           </w:p>
         </w:tc>
@@ -605,7 +605,7 @@
                 <w:color w:val="000000"/>
                 <w:sz w:val="26"/>
               </w:rPr>
-              <w:t>15.13</w:t>
+              <w:t>15.69</w:t>
             </w:r>
           </w:p>
         </w:tc>
@@ -680,7 +680,7 @@
                 <w:color w:val="000000"/>
                 <w:sz w:val="26"/>
               </w:rPr>
-              <w:t>07/09/2026 19:05:31</w:t>
+              <w:t>14/09/2026 19:32:20</w:t>
             </w:r>
           </w:p>
         </w:tc>
@@ -695,7 +695,7 @@
                 <w:color w:val="000000"/>
                 <w:sz w:val="26"/>
               </w:rPr>
-              <w:t>5.87</w:t>
+              <w:t>6.27</w:t>
             </w:r>
           </w:p>
         </w:tc>
@@ -770,7 +770,7 @@
                 <w:color w:val="000000"/>
                 <w:sz w:val="26"/>
               </w:rPr>
-              <w:t>07/09/2026 19:05:41</w:t>
+              <w:t>14/09/2026 19:32:31</w:t>
             </w:r>
           </w:p>
         </w:tc>
@@ -785,7 +785,7 @@
                 <w:color w:val="000000"/>
                 <w:sz w:val="26"/>
               </w:rPr>
-              <w:t>6.79</w:t>
+              <w:t>7.22</w:t>
             </w:r>
           </w:p>
         </w:tc>
@@ -860,7 +860,7 @@
                 <w:color w:val="000000"/>
                 <w:sz w:val="26"/>
               </w:rPr>
-              <w:t>07/09/2026 19:06:02</w:t>
+              <w:t>14/09/2026 19:32:52</w:t>
             </w:r>
           </w:p>
         </w:tc>
@@ -875,7 +875,7 @@
                 <w:color w:val="000000"/>
                 <w:sz w:val="26"/>
               </w:rPr>
-              <w:t>17.50</w:t>
+              <w:t>18.19</w:t>
             </w:r>
           </w:p>
         </w:tc>
@@ -1086,7 +1086,7 @@
                 <w:color w:val="000000"/>
                 <w:sz w:val="26"/>
               </w:rPr>
-              <w:t>07/09/2026 19:04:38</w:t>
+              <w:t>14/09/2026 19:31:26</w:t>
             </w:r>
           </w:p>
         </w:tc>
@@ -1177,7 +1177,7 @@
                 <w:color w:val="000000"/>
                 <w:sz w:val="26"/>
               </w:rPr>
-              <w:t>07/09/2026 19:04:43</w:t>
+              <w:t>14/09/2026 19:31:30</w:t>
             </w:r>
           </w:p>
         </w:tc>
@@ -1207,7 +1207,7 @@
                 <w:color w:val="000000"/>
                 <w:sz w:val="26"/>
               </w:rPr>
-              <w:t>Appointment ID: 652 | Status: pending</w:t>
+              <w:t>Appointment ID: 715 | Status: pending</w:t>
             </w:r>
           </w:p>
         </w:tc>
@@ -1269,7 +1269,7 @@
                 <w:color w:val="000000"/>
                 <w:sz w:val="26"/>
               </w:rPr>
-              <w:t>07/09/2026 19:04:43</w:t>
+              <w:t>14/09/2026 19:31:30</w:t>
             </w:r>
           </w:p>
         </w:tc>
@@ -1360,7 +1360,7 @@
                 <w:color w:val="000000"/>
                 <w:sz w:val="26"/>
               </w:rPr>
-              <w:t>07/09/2026 19:04:46</w:t>
+              <w:t>14/09/2026 19:31:35</w:t>
             </w:r>
           </w:p>
         </w:tc>
@@ -1390,7 +1390,7 @@
                 <w:color w:val="000000"/>
                 <w:sz w:val="26"/>
               </w:rPr>
-              <w:t>Medical Record trước: 149 | Medical Record sau: 149</w:t>
+              <w:t>Medical Record trước: 160 | Medical Record sau: 160</w:t>
             </w:r>
           </w:p>
         </w:tc>
@@ -1452,7 +1452,7 @@
                 <w:color w:val="000000"/>
                 <w:sz w:val="26"/>
               </w:rPr>
-              <w:t>07/09/2026 19:04:53</w:t>
+              <w:t>14/09/2026 19:31:41</w:t>
             </w:r>
           </w:p>
         </w:tc>
@@ -1543,7 +1543,7 @@
                 <w:color w:val="000000"/>
                 <w:sz w:val="26"/>
               </w:rPr>
-              <w:t>07/09/2026 19:04:57</w:t>
+              <w:t>14/09/2026 19:31:45</w:t>
             </w:r>
           </w:p>
         </w:tc>
@@ -1573,7 +1573,7 @@
                 <w:color w:val="000000"/>
                 <w:sz w:val="26"/>
               </w:rPr>
-              <w:t>Appointment ID: 653 | Status: pending</w:t>
+              <w:t>Appointment ID: 716 | Status: pending</w:t>
             </w:r>
           </w:p>
         </w:tc>
@@ -1635,7 +1635,7 @@
                 <w:color w:val="000000"/>
                 <w:sz w:val="26"/>
               </w:rPr>
-              <w:t>07/09/2026 19:04:58</w:t>
+              <w:t>14/09/2026 19:31:46</w:t>
             </w:r>
           </w:p>
         </w:tc>
@@ -1726,7 +1726,7 @@
                 <w:color w:val="000000"/>
                 <w:sz w:val="26"/>
               </w:rPr>
-              <w:t>07/09/2026 19:04:58</w:t>
+              <w:t>14/09/2026 19:31:47</w:t>
             </w:r>
           </w:p>
         </w:tc>
@@ -1756,7 +1756,7 @@
                 <w:color w:val="000000"/>
                 <w:sz w:val="26"/>
               </w:rPr>
-              <w:t>Appointment ID: 653 | Status: Đã xác nhận</w:t>
+              <w:t>Appointment ID: 716 | Status: Đã xác nhận</w:t>
             </w:r>
           </w:p>
         </w:tc>
@@ -1818,7 +1818,7 @@
                 <w:color w:val="000000"/>
                 <w:sz w:val="26"/>
               </w:rPr>
-              <w:t>07/09/2026 19:04:59</w:t>
+              <w:t>14/09/2026 19:31:48</w:t>
             </w:r>
           </w:p>
         </w:tc>
@@ -1909,7 +1909,7 @@
                 <w:color w:val="000000"/>
                 <w:sz w:val="26"/>
               </w:rPr>
-              <w:t>07/09/2026 19:04:59</w:t>
+              <w:t>14/09/2026 19:31:48</w:t>
             </w:r>
           </w:p>
         </w:tc>
@@ -2000,7 +2000,7 @@
                 <w:color w:val="000000"/>
                 <w:sz w:val="26"/>
               </w:rPr>
-              <w:t>07/09/2026 19:05:03</w:t>
+              <w:t>14/09/2026 19:31:52</w:t>
             </w:r>
           </w:p>
         </w:tc>
@@ -2030,7 +2030,7 @@
                 <w:color w:val="000000"/>
                 <w:sz w:val="26"/>
               </w:rPr>
-              <w:t>Medical Record trước: 149 | Medical Record sau: 149</w:t>
+              <w:t>Medical Record trước: 160 | Medical Record sau: 160</w:t>
             </w:r>
           </w:p>
         </w:tc>
@@ -2092,7 +2092,7 @@
                 <w:color w:val="000000"/>
                 <w:sz w:val="26"/>
               </w:rPr>
-              <w:t>07/09/2026 19:05:10</w:t>
+              <w:t>14/09/2026 19:31:59</w:t>
             </w:r>
           </w:p>
         </w:tc>
@@ -2183,7 +2183,7 @@
                 <w:color w:val="000000"/>
                 <w:sz w:val="26"/>
               </w:rPr>
-              <w:t>07/09/2026 19:05:14</w:t>
+              <w:t>14/09/2026 19:32:03</w:t>
             </w:r>
           </w:p>
         </w:tc>
@@ -2213,7 +2213,7 @@
                 <w:color w:val="000000"/>
                 <w:sz w:val="26"/>
               </w:rPr>
-              <w:t>Appointment ID: 654 | Status: pending</w:t>
+              <w:t>Appointment ID: 717 | Status: pending</w:t>
             </w:r>
           </w:p>
         </w:tc>
@@ -2275,7 +2275,7 @@
                 <w:color w:val="000000"/>
                 <w:sz w:val="26"/>
               </w:rPr>
-              <w:t>07/09/2026 19:05:14</w:t>
+              <w:t>14/09/2026 19:32:03</w:t>
             </w:r>
           </w:p>
         </w:tc>
@@ -2366,7 +2366,7 @@
                 <w:color w:val="000000"/>
                 <w:sz w:val="26"/>
               </w:rPr>
-              <w:t>07/09/2026 19:05:15</w:t>
+              <w:t>14/09/2026 19:32:04</w:t>
             </w:r>
           </w:p>
         </w:tc>
@@ -2396,7 +2396,7 @@
                 <w:color w:val="000000"/>
                 <w:sz w:val="26"/>
               </w:rPr>
-              <w:t>Appointment ID: 654 | Status: Đã xác nhận</w:t>
+              <w:t>Appointment ID: 717 | Status: Đã xác nhận</w:t>
             </w:r>
           </w:p>
         </w:tc>
@@ -2458,7 +2458,7 @@
                 <w:color w:val="000000"/>
                 <w:sz w:val="26"/>
               </w:rPr>
-              <w:t>07/09/2026 19:05:16</w:t>
+              <w:t>14/09/2026 19:32:05</w:t>
             </w:r>
           </w:p>
         </w:tc>
@@ -2549,7 +2549,7 @@
                 <w:color w:val="000000"/>
                 <w:sz w:val="26"/>
               </w:rPr>
-              <w:t>07/09/2026 19:05:17</w:t>
+              <w:t>14/09/2026 19:32:05</w:t>
             </w:r>
           </w:p>
         </w:tc>
@@ -2579,7 +2579,7 @@
                 <w:color w:val="000000"/>
                 <w:sz w:val="26"/>
               </w:rPr>
-              <w:t>Appointment ID: 654</w:t>
+              <w:t>Appointment ID: 717</w:t>
             </w:r>
           </w:p>
         </w:tc>
@@ -2641,7 +2641,7 @@
                 <w:color w:val="000000"/>
                 <w:sz w:val="26"/>
               </w:rPr>
-              <w:t>07/09/2026 19:05:17</w:t>
+              <w:t>14/09/2026 19:32:06</w:t>
             </w:r>
           </w:p>
         </w:tc>
@@ -2733,7 +2733,7 @@
                 <w:color w:val="000000"/>
                 <w:sz w:val="26"/>
               </w:rPr>
-              <w:t>07/09/2026 19:05:18</w:t>
+              <w:t>14/09/2026 19:32:07</w:t>
             </w:r>
           </w:p>
         </w:tc>
@@ -2824,7 +2824,7 @@
                 <w:color w:val="000000"/>
                 <w:sz w:val="26"/>
               </w:rPr>
-              <w:t>07/09/2026 19:05:18</w:t>
+              <w:t>14/09/2026 19:32:07</w:t>
             </w:r>
           </w:p>
         </w:tc>
@@ -2915,7 +2915,7 @@
                 <w:color w:val="000000"/>
                 <w:sz w:val="26"/>
               </w:rPr>
-              <w:t>07/09/2026 19:05:22</w:t>
+              <w:t>14/09/2026 19:32:11</w:t>
             </w:r>
           </w:p>
         </w:tc>
@@ -2945,7 +2945,7 @@
                 <w:color w:val="000000"/>
                 <w:sz w:val="26"/>
               </w:rPr>
-              <w:t>Medical Record mới: 232 | Trước: 149 | Sau: 150</w:t>
+              <w:t>Medical Record mới: 249 | Trước: 160 | Sau: 161</w:t>
             </w:r>
           </w:p>
         </w:tc>
@@ -3007,7 +3007,7 @@
                 <w:color w:val="000000"/>
                 <w:sz w:val="26"/>
               </w:rPr>
-              <w:t>07/09/2026 19:05:28</w:t>
+              <w:t>14/09/2026 19:32:18</w:t>
             </w:r>
           </w:p>
         </w:tc>
@@ -3098,7 +3098,7 @@
                 <w:color w:val="000000"/>
                 <w:sz w:val="26"/>
               </w:rPr>
-              <w:t>07/09/2026 19:05:28</w:t>
+              <w:t>14/09/2026 19:32:18</w:t>
             </w:r>
           </w:p>
         </w:tc>
@@ -3189,7 +3189,7 @@
                 <w:color w:val="000000"/>
                 <w:sz w:val="26"/>
               </w:rPr>
-              <w:t>07/09/2026 19:05:31</w:t>
+              <w:t>14/09/2026 19:32:20</w:t>
             </w:r>
           </w:p>
         </w:tc>
@@ -3219,7 +3219,7 @@
                 <w:color w:val="000000"/>
                 <w:sz w:val="26"/>
               </w:rPr>
-              <w:t>Medical Record ID: 232</w:t>
+              <w:t>Medical Record ID: 249</w:t>
             </w:r>
           </w:p>
         </w:tc>
@@ -3281,7 +3281,7 @@
                 <w:color w:val="000000"/>
                 <w:sz w:val="26"/>
               </w:rPr>
-              <w:t>07/09/2026 19:05:31</w:t>
+              <w:t>14/09/2026 19:32:20</w:t>
             </w:r>
           </w:p>
         </w:tc>
@@ -3311,7 +3311,7 @@
                 <w:color w:val="000000"/>
                 <w:sz w:val="26"/>
               </w:rPr>
-              <w:t>Medical Record ID: 232</w:t>
+              <w:t>Medical Record ID: 249</w:t>
             </w:r>
           </w:p>
         </w:tc>
@@ -3373,7 +3373,7 @@
                 <w:color w:val="000000"/>
                 <w:sz w:val="26"/>
               </w:rPr>
-              <w:t>07/09/2026 19:05:31</w:t>
+              <w:t>14/09/2026 19:32:20</w:t>
             </w:r>
           </w:p>
         </w:tc>
@@ -3403,7 +3403,7 @@
                 <w:color w:val="000000"/>
                 <w:sz w:val="26"/>
               </w:rPr>
-              <w:t>Record ID: 232 | Doctor: Tran Binh</w:t>
+              <w:t>Record ID: 249 | Doctor: Tran Binh</w:t>
             </w:r>
           </w:p>
         </w:tc>
@@ -3465,7 +3465,7 @@
                 <w:color w:val="000000"/>
                 <w:sz w:val="26"/>
               </w:rPr>
-              <w:t>07/09/2026 19:05:38</w:t>
+              <w:t>14/09/2026 19:32:27</w:t>
             </w:r>
           </w:p>
         </w:tc>
@@ -3556,7 +3556,7 @@
                 <w:color w:val="000000"/>
                 <w:sz w:val="26"/>
               </w:rPr>
-              <w:t>07/09/2026 19:05:40</w:t>
+              <w:t>14/09/2026 19:32:30</w:t>
             </w:r>
           </w:p>
         </w:tc>
@@ -3586,7 +3586,7 @@
                 <w:color w:val="000000"/>
                 <w:sz w:val="26"/>
               </w:rPr>
-              <w:t>Số Medical Record: 150</w:t>
+              <w:t>Số Medical Record: 161</w:t>
             </w:r>
           </w:p>
         </w:tc>
@@ -3648,7 +3648,7 @@
                 <w:color w:val="000000"/>
                 <w:sz w:val="26"/>
               </w:rPr>
-              <w:t>07/09/2026 19:05:40</w:t>
+              <w:t>14/09/2026 19:32:30</w:t>
             </w:r>
           </w:p>
         </w:tc>
@@ -3739,7 +3739,7 @@
                 <w:color w:val="000000"/>
                 <w:sz w:val="26"/>
               </w:rPr>
-              <w:t>07/09/2026 19:05:41</w:t>
+              <w:t>14/09/2026 19:32:31</w:t>
             </w:r>
           </w:p>
         </w:tc>
@@ -3830,7 +3830,7 @@
                 <w:color w:val="000000"/>
                 <w:sz w:val="26"/>
               </w:rPr>
-              <w:t>07/09/2026 19:05:41</w:t>
+              <w:t>14/09/2026 19:32:31</w:t>
             </w:r>
           </w:p>
         </w:tc>
@@ -3922,7 +3922,7 @@
                 <w:color w:val="000000"/>
                 <w:sz w:val="26"/>
               </w:rPr>
-              <w:t>07/09/2026 19:05:41</w:t>
+              <w:t>14/09/2026 19:32:31</w:t>
             </w:r>
           </w:p>
         </w:tc>
@@ -3952,7 +3952,7 @@
                 <w:color w:val="000000"/>
                 <w:sz w:val="26"/>
               </w:rPr>
-              <w:t>Patient A: 150 record | Patient B: 4 record</w:t>
+              <w:t>Patient A: 161 record | Patient B: 4 record</w:t>
             </w:r>
           </w:p>
         </w:tc>
@@ -4014,7 +4014,7 @@
                 <w:color w:val="000000"/>
                 <w:sz w:val="26"/>
               </w:rPr>
-              <w:t>07/09/2026 19:05:48</w:t>
+              <w:t>14/09/2026 19:32:38</w:t>
             </w:r>
           </w:p>
         </w:tc>
@@ -4105,7 +4105,7 @@
                 <w:color w:val="000000"/>
                 <w:sz w:val="26"/>
               </w:rPr>
-              <w:t>07/09/2026 19:05:52</w:t>
+              <w:t>14/09/2026 19:32:42</w:t>
             </w:r>
           </w:p>
         </w:tc>
@@ -4197,7 +4197,7 @@
                 <w:color w:val="000000"/>
                 <w:sz w:val="26"/>
               </w:rPr>
-              <w:t>07/09/2026 19:05:53</w:t>
+              <w:t>14/09/2026 19:32:43</w:t>
             </w:r>
           </w:p>
         </w:tc>
@@ -4288,7 +4288,7 @@
                 <w:color w:val="000000"/>
                 <w:sz w:val="26"/>
               </w:rPr>
-              <w:t>07/09/2026 19:05:53</w:t>
+              <w:t>14/09/2026 19:32:43</w:t>
             </w:r>
           </w:p>
         </w:tc>
@@ -4380,7 +4380,7 @@
                 <w:color w:val="000000"/>
                 <w:sz w:val="26"/>
               </w:rPr>
-              <w:t>07/09/2026 19:05:57</w:t>
+              <w:t>14/09/2026 19:32:47</w:t>
             </w:r>
           </w:p>
         </w:tc>
@@ -4410,7 +4410,7 @@
                 <w:color w:val="000000"/>
                 <w:sz w:val="26"/>
               </w:rPr>
-              <w:t>Diagnosis: Chẩn đoán cập nhật TC-MEDICALHISTORY-006 1788782753 | Treatment: Hướng điều trị cập nhật TC-MEDICALHISTORY-006 1788782753</w:t>
+              <w:t>Diagnosis: Chẩn đoán cập nhật TC-MEDICALHISTORY-006 1789389163 | Treatment: Hướng điều trị cập nhật TC-MEDICALHISTORY-006 1789389163</w:t>
             </w:r>
           </w:p>
         </w:tc>
@@ -4472,7 +4472,7 @@
                 <w:color w:val="000000"/>
                 <w:sz w:val="26"/>
               </w:rPr>
-              <w:t>07/09/2026 19:05:58</w:t>
+              <w:t>14/09/2026 19:32:48</w:t>
             </w:r>
           </w:p>
         </w:tc>
@@ -4563,7 +4563,7 @@
                 <w:color w:val="000000"/>
                 <w:sz w:val="26"/>
               </w:rPr>
-              <w:t>07/09/2026 19:05:58</w:t>
+              <w:t>14/09/2026 19:32:48</w:t>
             </w:r>
           </w:p>
         </w:tc>
@@ -4654,7 +4654,7 @@
                 <w:color w:val="000000"/>
                 <w:sz w:val="26"/>
               </w:rPr>
-              <w:t>07/09/2026 19:06:02</w:t>
+              <w:t>14/09/2026 19:32:52</w:t>
             </w:r>
           </w:p>
         </w:tc>
@@ -4684,7 +4684,7 @@
                 <w:color w:val="000000"/>
                 <w:sz w:val="26"/>
               </w:rPr>
-              <w:t>Record ID giữ nguyên: 147 | Tổng record: 150</w:t>
+              <w:t>Record ID giữ nguyên: 147 | Tổng record: 161</w:t>
             </w:r>
           </w:p>
         </w:tc>
